--- a/klagomål/A 42971-2026 FSC-klagomål.docx
+++ b/klagomål/A 42971-2026 FSC-klagomål.docx
@@ -1549,7 +1549,7 @@
     <w:r>
       <w:tab/>
       <w:tab/>
-      <w:t>2026-10-16</w:t>
+      <w:t>2026-10-17</w:t>
       <w:br/>
       <w:br/>
     </w:r>

--- a/klagomål/A 42971-2026 FSC-klagomål.docx
+++ b/klagomål/A 42971-2026 FSC-klagomål.docx
@@ -1549,7 +1549,7 @@
     <w:r>
       <w:tab/>
       <w:tab/>
-      <w:t>2026-10-17</w:t>
+      <w:t>2026-10-18</w:t>
       <w:br/>
       <w:br/>
     </w:r>

--- a/klagomål/A 42971-2026 FSC-klagomål.docx
+++ b/klagomål/A 42971-2026 FSC-klagomål.docx
@@ -1549,7 +1549,7 @@
     <w:r>
       <w:tab/>
       <w:tab/>
-      <w:t>2026-10-18</w:t>
+      <w:t>2026-10-19</w:t>
       <w:br/>
       <w:br/>
     </w:r>

--- a/klagomål/A 42971-2026 FSC-klagomål.docx
+++ b/klagomål/A 42971-2026 FSC-klagomål.docx
@@ -1549,7 +1549,7 @@
     <w:r>
       <w:tab/>
       <w:tab/>
-      <w:t>2026-10-19</w:t>
+      <w:t>2026-10-20</w:t>
       <w:br/>
       <w:br/>
     </w:r>

--- a/klagomål/A 42971-2026 FSC-klagomål.docx
+++ b/klagomål/A 42971-2026 FSC-klagomål.docx
@@ -1549,7 +1549,7 @@
     <w:r>
       <w:tab/>
       <w:tab/>
-      <w:t>2026-10-20</w:t>
+      <w:t>2026-10-21</w:t>
       <w:br/>
       <w:br/>
     </w:r>

--- a/klagomål/A 42971-2026 FSC-klagomål.docx
+++ b/klagomål/A 42971-2026 FSC-klagomål.docx
@@ -178,7 +178,7 @@
       <w:r>
         <w:drawing>
           <wp:inline xmlns:a="http://schemas.openxmlformats.org/drawingml/2006/main" xmlns:pic="http://schemas.openxmlformats.org/drawingml/2006/picture">
-            <wp:extent cx="5486400" cy="2556549"/>
+            <wp:extent cx="5486400" cy="2665900"/>
             <wp:docPr id="1" name="Picture 1"/>
             <wp:cNvGraphicFramePr>
               <a:graphicFrameLocks noChangeAspect="1"/>
@@ -199,7 +199,7 @@
                   <pic:spPr>
                     <a:xfrm>
                       <a:off x="0" y="0"/>
-                      <a:ext cx="5486400" cy="2556549"/>
+                      <a:ext cx="5486400" cy="2665900"/>
                     </a:xfrm>
                     <a:prstGeom prst="rect"/>
                   </pic:spPr>
@@ -221,7 +221,7 @@
     </w:p>
     <w:p>
       <w:r>
-        <w:t>I och inom 25 meter från avverkningsanmälan finns fynd av 7 naturvårdsarter, varav 5 är rödlistade, 4 är fridlysta och 7 är typiska (T): garnlav (VU, T), knärot (VU, T, §8), dropptaggsvamp (NT, T), tretåig hackspett (NT, T, §4), ullticka (NT, T), spillkråka (T, §4) och tjäder (T, §4). Se Figur 1.</w:t>
+        <w:t>I och inom 25 meter från avverkningsanmälan finns fynd av 8 naturvårdsarter, varav 5 är rödlistade, 5 är fridlysta, 8 är typiska (T) och 1 är signalart (S): garnlav (VU, T), knärot (VU, T, §8), dropptaggsvamp (NT, T), tretåig hackspett (NT, T, §4), ullticka (NT, T), plattlummer (S, T, §9), spillkråka (T, §4) och tjäder (T, §4). Se Figur 1.</w:t>
       </w:r>
     </w:p>
     <w:p>
@@ -325,7 +325,7 @@
     </w:p>
     <w:p>
       <w:r>
-        <w:t>I det avverkningsanmälda området finns 25 fyndplatser för knärot registrerade på Artportalen. Figur 2 visar gränserna för buffertzoner på 50 m, som behöver lämnas kring fyndplatserna för att knärotslokalerna inte ska försvinna vid en avverkning. Av det avverkningsanmälda området överlappar 5.43 ha med buffertzonerna och får av detta skäl inte avverkas.</w:t>
+        <w:t>I det avverkningsanmälda området finns 37 fyndplatser för knärot registrerade på Artportalen. Figur 2 visar gränserna för buffertzoner på 50 m, som behöver lämnas kring fyndplatserna för att knärotslokalerna inte ska försvinna vid en avverkning. Av det avverkningsanmälda området överlappar 7.78 ha med buffertzonerna och får av detta skäl inte avverkas.</w:t>
       </w:r>
     </w:p>
     <w:p>
@@ -486,6 +486,35 @@
         <w:rPr>
           <w:b/>
         </w:rPr>
+        <w:t>Plattlummer (§9)</w:t>
+      </w:r>
+      <w:r>
+        <w:t xml:space="preserve"> växer främst i ljusöppna sandtallskogar eller annan gles, torr och brandpräglad hedbarrskog. Den är mest frekvent i olika typer av naturskogar och kontinuitetsskogar och missgynnas markant av slutavverkning och maskinell markberedning. Söder ut i landet förekommer de närstående arterna cypresslummer (EN, §8) och mellanlummer (NT, §9), vilka båda omfattas av EU:s art- och habitatdirektiv. Plattlummer är typisk art för </w:t>
+      </w:r>
+      <w:r>
+        <w:rPr>
+          <w:i/>
+        </w:rPr>
+        <w:t xml:space="preserve">9010 Taiga </w:t>
+      </w:r>
+      <w:r>
+        <w:t>och</w:t>
+      </w:r>
+      <w:r>
+        <w:rPr>
+          <w:i/>
+        </w:rPr>
+        <w:t xml:space="preserve"> 2320 Rissandhedar </w:t>
+      </w:r>
+      <w:r>
+        <w:t>(Nitare &amp; Skogsstyrelsen, 2019; SLU Artdatabanken, 2026).</w:t>
+      </w:r>
+    </w:p>
+    <w:p>
+      <w:r>
+        <w:rPr>
+          <w:b/>
+        </w:rPr>
         <w:t>Spillkråka (§4)</w:t>
       </w:r>
       <w:r>
@@ -645,7 +674,7 @@
         <w:rPr>
           <w:i/>
         </w:rPr>
-        <w:t>I det avverkningsanmälda skogsområdet har 7 naturvårdsarter varav 5 rödlistade arter sina livsmiljöer och växtplatser.</w:t>
+        <w:t>I det avverkningsanmälda skogsområdet har 8 naturvårdsarter varav 5 rödlistade arter sina livsmiljöer och växtplatser.</w:t>
       </w:r>
     </w:p>
     <w:p>
@@ -1549,7 +1578,7 @@
     <w:r>
       <w:tab/>
       <w:tab/>
-      <w:t>2026-10-21</w:t>
+      <w:t>2026-10-22</w:t>
       <w:br/>
       <w:br/>
     </w:r>

--- a/klagomål/A 42971-2026 FSC-klagomål.docx
+++ b/klagomål/A 42971-2026 FSC-klagomål.docx
@@ -1578,7 +1578,7 @@
     <w:r>
       <w:tab/>
       <w:tab/>
-      <w:t>2026-10-22</w:t>
+      <w:t>2026-10-23</w:t>
       <w:br/>
       <w:br/>
     </w:r>

--- a/klagomål/A 42971-2026 FSC-klagomål.docx
+++ b/klagomål/A 42971-2026 FSC-klagomål.docx
@@ -1578,7 +1578,7 @@
     <w:r>
       <w:tab/>
       <w:tab/>
-      <w:t>2026-10-23</w:t>
+      <w:t>2026-10-24</w:t>
       <w:br/>
       <w:br/>
     </w:r>

--- a/klagomål/A 42971-2026 FSC-klagomål.docx
+++ b/klagomål/A 42971-2026 FSC-klagomål.docx
@@ -1578,7 +1578,7 @@
     <w:r>
       <w:tab/>
       <w:tab/>
-      <w:t>2026-10-24</w:t>
+      <w:t>2026-10-25</w:t>
       <w:br/>
       <w:br/>
     </w:r>

--- a/klagomål/A 42971-2026 FSC-klagomål.docx
+++ b/klagomål/A 42971-2026 FSC-klagomål.docx
@@ -1578,7 +1578,7 @@
     <w:r>
       <w:tab/>
       <w:tab/>
-      <w:t>2026-10-25</w:t>
+      <w:t>2026-10-26</w:t>
       <w:br/>
       <w:br/>
     </w:r>

--- a/klagomål/A 42971-2026 FSC-klagomål.docx
+++ b/klagomål/A 42971-2026 FSC-klagomål.docx
@@ -1578,7 +1578,7 @@
     <w:r>
       <w:tab/>
       <w:tab/>
-      <w:t>2026-10-26</w:t>
+      <w:t>2026-10-27</w:t>
       <w:br/>
       <w:br/>
     </w:r>

--- a/klagomål/A 42971-2026 FSC-klagomål.docx
+++ b/klagomål/A 42971-2026 FSC-klagomål.docx
@@ -1578,7 +1578,7 @@
     <w:r>
       <w:tab/>
       <w:tab/>
-      <w:t>2026-10-27</w:t>
+      <w:t>2026-10-28</w:t>
       <w:br/>
       <w:br/>
     </w:r>

--- a/klagomål/A 42971-2026 FSC-klagomål.docx
+++ b/klagomål/A 42971-2026 FSC-klagomål.docx
@@ -1578,7 +1578,7 @@
     <w:r>
       <w:tab/>
       <w:tab/>
-      <w:t>2026-10-28</w:t>
+      <w:t>2026-10-29</w:t>
       <w:br/>
       <w:br/>
     </w:r>

--- a/klagomål/A 42971-2026 FSC-klagomål.docx
+++ b/klagomål/A 42971-2026 FSC-klagomål.docx
@@ -1578,7 +1578,7 @@
     <w:r>
       <w:tab/>
       <w:tab/>
-      <w:t>2026-10-29</w:t>
+      <w:t>2026-10-31</w:t>
       <w:br/>
       <w:br/>
     </w:r>
